--- a/docs/casos/word/CASO-002-caso-clinico.docx
+++ b/docs/casos/word/CASO-002-caso-clinico.docx
@@ -323,7 +323,7 @@
           </w:tcPr>
           <w:p>
             <w:r>
-              <w:t xml:space="preserve">1.2</w:t>
+              <w:t xml:space="preserve">1.3</w:t>
             </w:r>
           </w:p>
         </w:tc>
@@ -3464,7 +3464,7 @@
         <w:spacing w:after="120"/>
       </w:pPr>
       <w:r>
-        <w:t xml:space="preserve">O paciente segue estável, com distensão importante e dor 4/10. A sonda nasogástrica, se passada, drenou 200 mL de conteúdo gástrico.</w:t>
+        <w:t xml:space="preserve">O paciente segue estável, com distensão importante e dor 4/10.</w:t>
       </w:r>
     </w:p>
     <w:tbl>
@@ -3802,7 +3802,7 @@
         <w:spacing w:after="120"/>
       </w:pPr>
       <w:r>
-        <w:t xml:space="preserve">Após a retossigmoidoscopia, o paciente eliminou grande quantidade de gases e fezes pela sonda retal. O abdome está flácido, pouco distendido e indolor. Aceita líquidos e está sem vômitos.</w:t>
+        <w:t xml:space="preserve">Após a retossigmoidoscopia, o paciente eliminou grande quantidade de gases e fezes. O abdome está flácido, pouco distendido e indolor. Aceita líquidos e está sem vômitos.</w:t>
       </w:r>
     </w:p>
     <w:tbl>
@@ -4092,7 +4092,7 @@
         <w:spacing w:after="60"/>
       </w:pPr>
       <w:r>
-        <w:t xml:space="preserve">Retossigmoidoscopia flexível com descompressão: Ponto de torção a 25 cm da margem anal, ultrapassado com facilidade, com saída de grande volume de gás e fezes líquidas e redução imediata da distensão. Mucosa com edema leve e enantema, sem áreas violáceas, sem úlceras e sem necrose. Sonda retal deixada no sigmoide.</w:t>
+        <w:t xml:space="preserve">Retossigmoidoscopia flexível com descompressão: Ponto de torção a 25 cm da margem anal, ultrapassado com facilidade, com saída de grande volume de gás e fezes líquidas e redução imediata da distensão. Mucosa com edema leve e enantema, sem áreas violáceas, sem úlceras e sem necrose.</w:t>
       </w:r>
     </w:p>
     <w:p>
@@ -4105,7 +4105,7 @@
         <w:spacing w:after="60"/>
       </w:pPr>
       <w:r>
-        <w:t xml:space="preserve">Radiografia de controle após a descompressão: Redução importante da distensão do cólon, com a sonda retal bem posicionada. Sem pneumoperitônio.</w:t>
+        <w:t xml:space="preserve">Radiografia de controle após a descompressão: Redução importante da distensão do cólon. Sem pneumoperitônio.</w:t>
       </w:r>
     </w:p>
     <w:p>
@@ -6041,6 +6041,230 @@
           </w:p>
         </w:tc>
       </w:tr>
+      <w:tr>
+        <w:tc>
+          <w:tcPr>
+            <w:tcW w:type="dxa" w:w="786"/>
+            <w:tcBorders>
+              <w:top w:val="single" w:color="D8D8CF" w:sz="4"/>
+              <w:left w:val="single" w:color="D8D8CF" w:sz="4"/>
+              <w:bottom w:val="single" w:color="D8D8CF" w:sz="4"/>
+              <w:right w:val="single" w:color="D8D8CF" w:sz="4"/>
+            </w:tcBorders>
+            <w:tcMar>
+              <w:top w:type="dxa" w:w="80"/>
+              <w:left w:type="dxa" w:w="100"/>
+              <w:bottom w:type="dxa" w:w="80"/>
+              <w:right w:type="dxa" w:w="100"/>
+            </w:tcMar>
+          </w:tcPr>
+          <w:p>
+            <w:r>
+              <w:t xml:space="preserve">R11</w:t>
+            </w:r>
+          </w:p>
+        </w:tc>
+        <w:tc>
+          <w:tcPr>
+            <w:tcW w:type="dxa" w:w="983"/>
+            <w:tcBorders>
+              <w:top w:val="single" w:color="D8D8CF" w:sz="4"/>
+              <w:left w:val="single" w:color="D8D8CF" w:sz="4"/>
+              <w:bottom w:val="single" w:color="D8D8CF" w:sz="4"/>
+              <w:right w:val="single" w:color="D8D8CF" w:sz="4"/>
+            </w:tcBorders>
+            <w:tcMar>
+              <w:top w:type="dxa" w:w="80"/>
+              <w:left w:type="dxa" w:w="100"/>
+              <w:bottom w:type="dxa" w:w="80"/>
+              <w:right w:type="dxa" w:w="100"/>
+            </w:tcMar>
+          </w:tcPr>
+          <w:p>
+            <w:r>
+              <w:t xml:space="preserve">M4-ALT</w:t>
+            </w:r>
+          </w:p>
+        </w:tc>
+        <w:tc>
+          <w:tcPr>
+            <w:tcW w:type="dxa" w:w="2950"/>
+            <w:tcBorders>
+              <w:top w:val="single" w:color="D8D8CF" w:sz="4"/>
+              <w:left w:val="single" w:color="D8D8CF" w:sz="4"/>
+              <w:bottom w:val="single" w:color="D8D8CF" w:sz="4"/>
+              <w:right w:val="single" w:color="D8D8CF" w:sz="4"/>
+            </w:tcBorders>
+            <w:tcMar>
+              <w:top w:type="dxa" w:w="80"/>
+              <w:left w:type="dxa" w:w="100"/>
+              <w:bottom w:type="dxa" w:w="80"/>
+              <w:right w:type="dxa" w:w="100"/>
+            </w:tcMar>
+          </w:tcPr>
+          <w:p>
+            <w:r>
+              <w:t xml:space="preserve">Faz anastomose primária em paciente em choque com contaminação fecal.</w:t>
+            </w:r>
+          </w:p>
+        </w:tc>
+        <w:tc>
+          <w:tcPr>
+            <w:tcW w:type="dxa" w:w="2950"/>
+            <w:tcBorders>
+              <w:top w:val="single" w:color="D8D8CF" w:sz="4"/>
+              <w:left w:val="single" w:color="D8D8CF" w:sz="4"/>
+              <w:bottom w:val="single" w:color="D8D8CF" w:sz="4"/>
+              <w:right w:val="single" w:color="D8D8CF" w:sz="4"/>
+            </w:tcBorders>
+            <w:tcMar>
+              <w:top w:type="dxa" w:w="80"/>
+              <w:left w:type="dxa" w:w="100"/>
+              <w:bottom w:type="dxa" w:w="80"/>
+              <w:right w:type="dxa" w:w="100"/>
+            </w:tcMar>
+          </w:tcPr>
+          <w:p>
+            <w:r>
+              <w:t xml:space="preserve">A anastomose é feita sobre um cólon edemaciado, em paciente com noradrenalina em dose crescente e lactato de 5,2 mmol/L.</w:t>
+            </w:r>
+          </w:p>
+        </w:tc>
+        <w:tc>
+          <w:tcPr>
+            <w:tcW w:type="dxa" w:w="1969"/>
+            <w:tcBorders>
+              <w:top w:val="single" w:color="D8D8CF" w:sz="4"/>
+              <w:left w:val="single" w:color="D8D8CF" w:sz="4"/>
+              <w:bottom w:val="single" w:color="D8D8CF" w:sz="4"/>
+              <w:right w:val="single" w:color="D8D8CF" w:sz="4"/>
+            </w:tcBorders>
+            <w:tcMar>
+              <w:top w:type="dxa" w:w="80"/>
+              <w:left w:type="dxa" w:w="100"/>
+              <w:bottom w:type="dxa" w:w="80"/>
+              <w:right w:type="dxa" w:w="100"/>
+            </w:tcMar>
+          </w:tcPr>
+          <w:p>
+            <w:r>
+              <w:t xml:space="preserve">Desfecho D6 (grave)</w:t>
+            </w:r>
+          </w:p>
+        </w:tc>
+      </w:tr>
+      <w:tr>
+        <w:tc>
+          <w:tcPr>
+            <w:tcW w:type="dxa" w:w="786"/>
+            <w:tcBorders>
+              <w:top w:val="single" w:color="D8D8CF" w:sz="4"/>
+              <w:left w:val="single" w:color="D8D8CF" w:sz="4"/>
+              <w:bottom w:val="single" w:color="D8D8CF" w:sz="4"/>
+              <w:right w:val="single" w:color="D8D8CF" w:sz="4"/>
+            </w:tcBorders>
+            <w:tcMar>
+              <w:top w:type="dxa" w:w="80"/>
+              <w:left w:type="dxa" w:w="100"/>
+              <w:bottom w:type="dxa" w:w="80"/>
+              <w:right w:type="dxa" w:w="100"/>
+            </w:tcMar>
+          </w:tcPr>
+          <w:p>
+            <w:r>
+              <w:t xml:space="preserve">R12</w:t>
+            </w:r>
+          </w:p>
+        </w:tc>
+        <w:tc>
+          <w:tcPr>
+            <w:tcW w:type="dxa" w:w="983"/>
+            <w:tcBorders>
+              <w:top w:val="single" w:color="D8D8CF" w:sz="4"/>
+              <w:left w:val="single" w:color="D8D8CF" w:sz="4"/>
+              <w:bottom w:val="single" w:color="D8D8CF" w:sz="4"/>
+              <w:right w:val="single" w:color="D8D8CF" w:sz="4"/>
+            </w:tcBorders>
+            <w:tcMar>
+              <w:top w:type="dxa" w:w="80"/>
+              <w:left w:type="dxa" w:w="100"/>
+              <w:bottom w:type="dxa" w:w="80"/>
+              <w:right w:type="dxa" w:w="100"/>
+            </w:tcMar>
+          </w:tcPr>
+          <w:p>
+            <w:r>
+              <w:t xml:space="preserve">M4-ALT</w:t>
+            </w:r>
+          </w:p>
+        </w:tc>
+        <w:tc>
+          <w:tcPr>
+            <w:tcW w:type="dxa" w:w="2950"/>
+            <w:tcBorders>
+              <w:top w:val="single" w:color="D8D8CF" w:sz="4"/>
+              <w:left w:val="single" w:color="D8D8CF" w:sz="4"/>
+              <w:bottom w:val="single" w:color="D8D8CF" w:sz="4"/>
+              <w:right w:val="single" w:color="D8D8CF" w:sz="4"/>
+            </w:tcBorders>
+            <w:tcMar>
+              <w:top w:type="dxa" w:w="80"/>
+              <w:left w:type="dxa" w:w="100"/>
+              <w:bottom w:type="dxa" w:w="80"/>
+              <w:right w:type="dxa" w:w="100"/>
+            </w:tcMar>
+          </w:tcPr>
+          <w:p>
+            <w:r>
+              <w:t xml:space="preserve">Faz apenas a detorção, sem ressecar o segmento necrótico.</w:t>
+            </w:r>
+          </w:p>
+        </w:tc>
+        <w:tc>
+          <w:tcPr>
+            <w:tcW w:type="dxa" w:w="2950"/>
+            <w:tcBorders>
+              <w:top w:val="single" w:color="D8D8CF" w:sz="4"/>
+              <w:left w:val="single" w:color="D8D8CF" w:sz="4"/>
+              <w:bottom w:val="single" w:color="D8D8CF" w:sz="4"/>
+              <w:right w:val="single" w:color="D8D8CF" w:sz="4"/>
+            </w:tcBorders>
+            <w:tcMar>
+              <w:top w:type="dxa" w:w="80"/>
+              <w:left w:type="dxa" w:w="100"/>
+              <w:bottom w:type="dxa" w:w="80"/>
+              <w:right w:type="dxa" w:w="100"/>
+            </w:tcMar>
+          </w:tcPr>
+          <w:p>
+            <w:r>
+              <w:t xml:space="preserve">Desfeita a torção, o sigmoide continua negro, sem pulso e perfurado, e é deixado na cavidade.</w:t>
+            </w:r>
+          </w:p>
+        </w:tc>
+        <w:tc>
+          <w:tcPr>
+            <w:tcW w:type="dxa" w:w="1969"/>
+            <w:tcBorders>
+              <w:top w:val="single" w:color="D8D8CF" w:sz="4"/>
+              <w:left w:val="single" w:color="D8D8CF" w:sz="4"/>
+              <w:bottom w:val="single" w:color="D8D8CF" w:sz="4"/>
+              <w:right w:val="single" w:color="D8D8CF" w:sz="4"/>
+            </w:tcBorders>
+            <w:tcMar>
+              <w:top w:type="dxa" w:w="80"/>
+              <w:left w:type="dxa" w:w="100"/>
+              <w:bottom w:type="dxa" w:w="80"/>
+              <w:right w:type="dxa" w:w="100"/>
+            </w:tcMar>
+          </w:tcPr>
+          <w:p>
+            <w:r>
+              <w:t xml:space="preserve">Desfecho D7 (grave)</w:t>
+            </w:r>
+          </w:p>
+        </w:tc>
+      </w:tr>
     </w:tbl>
     <w:p>
       <w:pPr>
@@ -6489,6 +6713,142 @@
           <w:p>
             <w:r>
               <w:t xml:space="preserve">Cirurgia de urgência que a descompressão provavelmente evitaria. Boa evolução, mas com colostomia e uma segunda cirurgia para reconstruir o trânsito.</w:t>
+            </w:r>
+          </w:p>
+        </w:tc>
+      </w:tr>
+      <w:tr>
+        <w:tc>
+          <w:tcPr>
+            <w:tcW w:type="dxa" w:w="1376"/>
+            <w:tcBorders>
+              <w:top w:val="single" w:color="D8D8CF" w:sz="4"/>
+              <w:left w:val="single" w:color="D8D8CF" w:sz="4"/>
+              <w:bottom w:val="single" w:color="D8D8CF" w:sz="4"/>
+              <w:right w:val="single" w:color="D8D8CF" w:sz="4"/>
+            </w:tcBorders>
+            <w:tcMar>
+              <w:top w:type="dxa" w:w="80"/>
+              <w:left w:type="dxa" w:w="100"/>
+              <w:bottom w:type="dxa" w:w="80"/>
+              <w:right w:type="dxa" w:w="100"/>
+            </w:tcMar>
+          </w:tcPr>
+          <w:p>
+            <w:r>
+              <w:t xml:space="preserve">D6</w:t>
+            </w:r>
+          </w:p>
+        </w:tc>
+        <w:tc>
+          <w:tcPr>
+            <w:tcW w:type="dxa" w:w="1376"/>
+            <w:tcBorders>
+              <w:top w:val="single" w:color="D8D8CF" w:sz="4"/>
+              <w:left w:val="single" w:color="D8D8CF" w:sz="4"/>
+              <w:bottom w:val="single" w:color="D8D8CF" w:sz="4"/>
+              <w:right w:val="single" w:color="D8D8CF" w:sz="4"/>
+            </w:tcBorders>
+            <w:tcMar>
+              <w:top w:type="dxa" w:w="80"/>
+              <w:left w:type="dxa" w:w="100"/>
+              <w:bottom w:type="dxa" w:w="80"/>
+              <w:right w:type="dxa" w:w="100"/>
+            </w:tcMar>
+          </w:tcPr>
+          <w:p>
+            <w:r>
+              <w:t xml:space="preserve">grave</w:t>
+            </w:r>
+          </w:p>
+        </w:tc>
+        <w:tc>
+          <w:tcPr>
+            <w:tcW w:type="dxa" w:w="6886"/>
+            <w:tcBorders>
+              <w:top w:val="single" w:color="D8D8CF" w:sz="4"/>
+              <w:left w:val="single" w:color="D8D8CF" w:sz="4"/>
+              <w:bottom w:val="single" w:color="D8D8CF" w:sz="4"/>
+              <w:right w:val="single" w:color="D8D8CF" w:sz="4"/>
+            </w:tcBorders>
+            <w:tcMar>
+              <w:top w:type="dxa" w:w="80"/>
+              <w:left w:type="dxa" w:w="100"/>
+              <w:bottom w:type="dxa" w:w="80"/>
+              <w:right w:type="dxa" w:w="100"/>
+            </w:tcMar>
+          </w:tcPr>
+          <w:p>
+            <w:r>
+              <w:t xml:space="preserve">Óbito. A anastomose feita em choque, com peritonite fecal, abre no quarto dia de pós-operatório. O paciente evolui com nova peritonite fecal, choque séptico refratário e falência de múltiplos órgãos, e morre na UTI.</w:t>
+            </w:r>
+          </w:p>
+        </w:tc>
+      </w:tr>
+      <w:tr>
+        <w:tc>
+          <w:tcPr>
+            <w:tcW w:type="dxa" w:w="1376"/>
+            <w:tcBorders>
+              <w:top w:val="single" w:color="D8D8CF" w:sz="4"/>
+              <w:left w:val="single" w:color="D8D8CF" w:sz="4"/>
+              <w:bottom w:val="single" w:color="D8D8CF" w:sz="4"/>
+              <w:right w:val="single" w:color="D8D8CF" w:sz="4"/>
+            </w:tcBorders>
+            <w:tcMar>
+              <w:top w:type="dxa" w:w="80"/>
+              <w:left w:type="dxa" w:w="100"/>
+              <w:bottom w:type="dxa" w:w="80"/>
+              <w:right w:type="dxa" w:w="100"/>
+            </w:tcMar>
+          </w:tcPr>
+          <w:p>
+            <w:r>
+              <w:t xml:space="preserve">D7</w:t>
+            </w:r>
+          </w:p>
+        </w:tc>
+        <w:tc>
+          <w:tcPr>
+            <w:tcW w:type="dxa" w:w="1376"/>
+            <w:tcBorders>
+              <w:top w:val="single" w:color="D8D8CF" w:sz="4"/>
+              <w:left w:val="single" w:color="D8D8CF" w:sz="4"/>
+              <w:bottom w:val="single" w:color="D8D8CF" w:sz="4"/>
+              <w:right w:val="single" w:color="D8D8CF" w:sz="4"/>
+            </w:tcBorders>
+            <w:tcMar>
+              <w:top w:type="dxa" w:w="80"/>
+              <w:left w:type="dxa" w:w="100"/>
+              <w:bottom w:type="dxa" w:w="80"/>
+              <w:right w:type="dxa" w:w="100"/>
+            </w:tcMar>
+          </w:tcPr>
+          <w:p>
+            <w:r>
+              <w:t xml:space="preserve">grave</w:t>
+            </w:r>
+          </w:p>
+        </w:tc>
+        <w:tc>
+          <w:tcPr>
+            <w:tcW w:type="dxa" w:w="6886"/>
+            <w:tcBorders>
+              <w:top w:val="single" w:color="D8D8CF" w:sz="4"/>
+              <w:left w:val="single" w:color="D8D8CF" w:sz="4"/>
+              <w:bottom w:val="single" w:color="D8D8CF" w:sz="4"/>
+              <w:right w:val="single" w:color="D8D8CF" w:sz="4"/>
+            </w:tcBorders>
+            <w:tcMar>
+              <w:top w:type="dxa" w:w="80"/>
+              <w:left w:type="dxa" w:w="100"/>
+              <w:bottom w:type="dxa" w:w="80"/>
+              <w:right w:type="dxa" w:w="100"/>
+            </w:tcMar>
+          </w:tcPr>
+          <w:p>
+            <w:r>
+              <w:t xml:space="preserve">Óbito. O sigmoide necrótico ficou dentro do abdome. Nas horas seguintes, o choque séptico se agrava apesar do antibiótico e do vasopressor, e o paciente morre antes da reoperação.</w:t>
             </w:r>
           </w:p>
         </w:tc>
@@ -6893,7 +7253,7 @@
           </w:tcPr>
           <w:p>
             <w:r>
-              <w:t xml:space="preserve">Série de cortes</w:t>
+              <w:t xml:space="preserve">Imagem única</w:t>
             </w:r>
           </w:p>
         </w:tc>
@@ -6983,7 +7343,7 @@
           </w:tcPr>
           <w:p>
             <w:r>
-              <w:t xml:space="preserve">Ponto de torção a 25 cm da margem anal, ultrapassado com facilidade, com saída de grande volume de gás e fezes líquidas e redução imediata da distensão. Mucosa com edema leve e enantema, sem áreas violáceas, sem úlceras e sem necrose. Sonda retal deixada no sigmoide.</w:t>
+              <w:t xml:space="preserve">Ponto de torção a 25 cm da margem anal, ultrapassado com facilidade, com saída de grande volume de gás e fezes líquidas e redução imediata da distensão. Mucosa com edema leve e enantema, sem áreas violáceas, sem úlceras e sem necrose.</w:t>
             </w:r>
           </w:p>
         </w:tc>
